--- a/Restart.docx
+++ b/Restart.docx
@@ -118,13 +118,13 @@
           <w:bCs/>
           <w:lang w:val="en"/>
         </w:rPr>
-        <w:t>Enable:</w:t>
-      </w:r>
-      <w:r>
-        <w:rPr>
-          <w:lang w:val="en"/>
-        </w:rPr>
-        <w:t xml:space="preserve"> If enabled, the auto restart interval will be set to 1440 minutes, which is one day.  If disabled, the regions will try to run forever. </w:t>
+        <w:t>Restart periodically: If enabled, all regions are rebooted on the days you tick and at the Start Time you set. If disabled, the regions will try to run forever.</w:t>
+      </w:r>
+      <w:r>
+        <w:rPr>
+          <w:lang w:val="en"/>
+        </w:rPr>
+        <w:t xml:space="preserve"> </w:t>
       </w:r>
     </w:p>
     <w:p>
@@ -139,13 +139,13 @@
           <w:bCs/>
           <w:lang w:val="en"/>
         </w:rPr>
-        <w:t xml:space="preserve">Auto restart Interval:  </w:t>
-      </w:r>
-      <w:r>
-        <w:rPr>
-          <w:lang w:val="en"/>
-        </w:rPr>
-        <w:t xml:space="preserve">The number of minutes a region runs before it restarts. </w:t>
+        <w:t>Days and Start Time: Tick the day letters (S M T W T F S) for the days you want the restart to happen, and set the Start Time for the time of day it runs.</w:t>
+      </w:r>
+      <w:r>
+        <w:rPr>
+          <w:lang w:val="en"/>
+        </w:rPr>
+        <w:t xml:space="preserve"> </w:t>
       </w:r>
     </w:p>
     <w:p>
@@ -158,7 +158,7 @@
         <w:rPr>
           <w:lang w:val="en"/>
         </w:rPr>
-        <w:t xml:space="preserve">0 = Off </w:t>
+        <w:t xml:space="preserve">No days ticked = Off. </w:t>
       </w:r>
     </w:p>
     <w:p>
@@ -171,7 +171,7 @@
         <w:rPr>
           <w:lang w:val="en"/>
         </w:rPr>
-        <w:t>720 is 1/2 day.  1440 is one day. 2880 is 2 days.</w:t>
+        <w:t>If a region crashes, the region will be restarted: when ticked, DreamGrid reboots any region that crashes, independently of this schedule.</w:t>
       </w:r>
     </w:p>
     <w:p>
@@ -184,7 +184,7 @@
         <w:rPr>
           <w:lang w:val="en"/>
         </w:rPr>
-        <w:t>If Autobackup is enabled, this interval will be extended beyond the Autobackup Interval by 30 minutes to allow Autobackup to complete.</w:t>
+        <w:t>If Autobackup is enabled, the restart is delayed so Autobackup can complete first.</w:t>
       </w:r>
     </w:p>
     <w:p>
@@ -199,25 +199,22 @@
           <w:bCs/>
           <w:lang w:val="en"/>
         </w:rPr>
-        <w:t>Start Regions Sequentially:</w:t>
-      </w:r>
-      <w:r>
-        <w:rPr>
-          <w:lang w:val="en"/>
-        </w:rPr>
-        <w:t xml:space="preserve">  Unchecked= start a new region every few seconds.  This can overwhelm the database, memory and/or CPU on some systems.  Checking this box will start each </w:t>
-      </w:r>
-      <w:r>
-        <w:rPr>
-          <w:lang w:val="en"/>
-        </w:rPr>
-        <w:t>region</w:t>
-      </w:r>
-      <w:r>
-        <w:rPr>
-          <w:lang w:val="en"/>
-        </w:rPr>
-        <w:t xml:space="preserve"> sequentially it will wait for it to boot completely before starting the next.  It will extend the waiting period up to 3 minutes. per region.</w:t>
+        <w:t>Boot Interval: choose how regions are booted. Start Regions Sequentially waits for each region to load completely before starting the next. Parallel, no Limits starts regions in parallel with no CPU or RAM limits enforced. Parallel, with limits starts regions in parallel but pauses loading when CPU or RAM goes over 90%; this is the default.</w:t>
+      </w:r>
+      <w:r>
+        <w:rPr>
+          <w:lang w:val="en"/>
+        </w:rPr>
+      </w:r>
+      <w:r>
+        <w:rPr>
+          <w:lang w:val="en"/>
+        </w:rPr>
+      </w:r>
+      <w:r>
+        <w:rPr>
+          <w:lang w:val="en"/>
+        </w:rPr>
       </w:r>
     </w:p>
     <w:p>
